--- a/rapports/16_02_2026/DIAKHOU/coh_EQ7_sup_013201020028.docx
+++ b/rapports/16_02_2026/DIAKHOU/coh_EQ7_sup_013201020028.docx
@@ -25,7 +25,7 @@
         <w:br/>
         <w:t>Grappe: 013201020028</w:t>
         <w:br/>
-        <w:t>Date: 16/02/2026 a 12:41</w:t>
+        <w:t>Date: 16/02/2026 a 12:58</w:t>
       </w:r>
     </w:p>
     <w:p/>
@@ -6624,7 +6624,7 @@
         </w:rPr>
         <w:t xml:space="preserve">- L'entreprise vente de bouteilles d’eau glacèe dit avoir réçu une somme sur la vente de ces produits transformés (s10q48 est differnt de 0) mais n'a depensé aucune somme sur l'achat des matières premières (s10q49==0), prière de fournir de l'effort pour estimer le montant obtenu en achat de matières premières. </w:t>
         <w:br/>
-        <w:t>- Les informations sur ces entrepises non agricole manquent, prière de les renseigner. Le montant obtenus sur les services rendus par l'entreprise ##N/A## au cours des 30 derniers jours ou durant le dernier mois où l'entreprise a fonctionné n'a pas été renseigné, prière de mettre de 0 si l'entreprise n'a pas rendu de service. Prière de renseigner les montants dans les champs (s10q46 s10q47 s10q48 s10q49 s10q50 s10q51 s10q52 s10q53 s10q54 s10q55 s10q56 s10q57), mettre 0 si l'entreprise ##N/A## n'a pas effectué des dépenses ou faire des reventes des marchandises ou des produits ou rendre de service.Cette entreprise ##N/A## dit avoir obtenu une valeur sur les marchandises vendu en etat, les marchandises vendu après transformation et les services rendus. Prière de corriger. Cette entreprise ##N/A## dit avoir obtenu une valeur sur les marchandises vendu en etat et les marchandises vendu après transformation. La main d'oeuvre familiale pour BINTA CISS ayant travaillé dans cette entreprise ##N/A## aucours des 12 derniers mois n'est pas renseigner. Prière de reneigner toutes les informations qui lui concerne. La main d'oeuvre sariale de BINTA CISS ayant travaillé dans cette entreprise ##N/A## aucours des 30 derniers jours n'est pas renseigner. Prière de reneigner toutes les informations qui lui concerne.</w:t>
+        <w:t>- Les informations sur ces entrepises non agricole manquent, prière de les renseigner. Le montant obtenus sur les services rendus par l'entreprise ##N/A## au cours des 30 derniers jours ou durant le dernier mois où l'entreprise a fonctionné n'a pas été renseigné, prière de mettre de 0 si l'entreprise n'a pas rendu de service. Prière de renseigner les montants dans les champs (s10q46 s10q47 s10q48 s10q49 s10q50 s10q51 s10q52 s10q53 s10q54 s10q55 s10q56 s10q57), mettre 0 si l'entreprise ##N/A## n'a pas effectué des dépenses ou faire des reventes des marchandises ou des produits ou rendre de service.Cette entreprise ##N/A## dit avoir obtenu une valeur sur les marchandises vendu en etat, les marchandises vendu après transformation et les services rendus. Prière de corriger. Cette entreprise ##N/A## dit avoir obtenu une valeur sur les marchandises vendu en etat et les marchandises vendu après transformation. La main d'oeuvre familiale pour MOUHAMED LADIANE ayant travaillé dans cette entreprise ##N/A## aucours des 12 derniers mois n'est pas renseigner. Prière de reneigner toutes les informations qui lui concerne. La main d'oeuvre sariale de MOUHAMED LADIANE ayant travaillé dans cette entreprise ##N/A## aucours des 30 derniers jours n'est pas renseigner. Prière de reneigner toutes les informations qui lui concerne.</w:t>
       </w:r>
     </w:p>
     <w:p>

--- a/rapports/16_02_2026/DIAKHOU/coh_EQ7_sup_013201020028.docx
+++ b/rapports/16_02_2026/DIAKHOU/coh_EQ7_sup_013201020028.docx
@@ -25,7 +25,7 @@
         <w:br/>
         <w:t>Grappe: 013201020028</w:t>
         <w:br/>
-        <w:t>Date: 16/02/2026 a 12:58</w:t>
+        <w:t>Date: 16/02/2026 a 13:06</w:t>
       </w:r>
     </w:p>
     <w:p/>
@@ -455,7 +455,7 @@
           </w:tcPr>
           <w:p>
             <w:r>
-              <w:t>Section0</w:t>
+              <w:t>Section11</w:t>
             </w:r>
           </w:p>
         </w:tc>
@@ -465,7 +465,7 @@
           </w:tcPr>
           <w:p>
             <w:r>
-              <w:t>Identification et renseignements de controle</w:t>
+              <w:t>Caracteristiques logement</w:t>
             </w:r>
           </w:p>
         </w:tc>
@@ -487,7 +487,7 @@
           </w:tcPr>
           <w:p>
             <w:r>
-              <w:t>Section11</w:t>
+              <w:t>Section0</w:t>
             </w:r>
           </w:p>
         </w:tc>
@@ -497,7 +497,7 @@
           </w:tcPr>
           <w:p>
             <w:r>
-              <w:t>Caracteristiques logement</w:t>
+              <w:t>Identification et renseignements de controle</w:t>
             </w:r>
           </w:p>
         </w:tc>
@@ -507,7 +507,7 @@
           </w:tcPr>
           <w:p>
             <w:r>
-              <w:t>8</w:t>
+              <w:t>7</w:t>
             </w:r>
           </w:p>
         </w:tc>
@@ -975,7 +975,7 @@
         <w:rPr>
           <w:sz w:val="20"/>
         </w:rPr>
-        <w:t>- Attention ! Le prix unitaire d'achat (100 Fcfa) de Sucre en poudre  en Sachets (Petit) est relativement faible par rapport aux autres prix observés dans cette zone. Prière de corriger ou de confirmer avec le QG. Attention ! Le prix unitaire d'achat (50 Fcfa) de Niébé/Haricots secs en Sachets (Tres petit) est relativement faible par rapport aux autres prix observés dans cette zone. Prière de corriger ou de confirmer avec le QG. Attention ! Le prix unitaire d'achat (50 Fcfa) de Patate douce en Morceau (Portion) (Petit) est relativement faible par rapport aux autres prix observés dans cette zone. Prière de corriger ou de confirmer avec le QG. Attention ! Soupçons de quantité anormale! Le ménage de fatou fall avec une taille de 6 personnes a consommé 1 Kg en taille unique de Macaroni qui est relativement élevé comme consommation par rapport à la condition de vie des autres ménages de même taille dans cette zone. Prière de corriger ou de confirmer avec le QG. Incohérence!! Dans ce ménage, chaque individus consomme par jour .7619048 Kg  de cereale; Prière de revoir les quantités prises de ces produits.</w:t>
+        <w:t>- Attention ! Le prix unitaire d'achat (100 Fcfa) de Sucre en poudre  en Sachets (Petit) est relativement faible par rapport aux autres prix observés dans cette zone. Prière de corriger ou de confirmer avec le QG. Attention ! Le prix unitaire d'achat (300 Fcfa) de Conserves de poisson  en Sachets (Petit) est relativement faible par rapport aux autres prix observés dans cette zone. Prière de corriger ou de confirmer avec le QG. Attention ! Le prix unitaire d'achat (50 Fcfa) de Niébé/Haricots secs en Sachets (Tres petit) est relativement faible par rapport aux autres prix observés dans cette zone. Prière de corriger ou de confirmer avec le QG. Attention ! Le prix unitaire d'achat (50 Fcfa) de Patate douce en Morceau (Portion) (Petit) est relativement faible par rapport aux autres prix observés dans cette zone. Prière de corriger ou de confirmer avec le QG. Incohérence!! Dans ce ménage, chaque individus consomme par jour .7619048 Kg  de cereale; Prière de revoir les quantités prises de ces produits.</w:t>
       </w:r>
     </w:p>
     <w:p>
@@ -1059,8 +1059,6 @@
         <w:rPr>
           <w:sz w:val="20"/>
         </w:rPr>
-        <w:t xml:space="preserve">- Attention ! Bonbonne de gaz a été revendu à 3000 Fcfa qui est relativement faible par rapport aux autres prix de revente observés dans cette zone. Prière de corriger ou de confirmer avec le QG. </w:t>
-        <w:br/>
         <w:t xml:space="preserve">- Avertissement!!! Le prix d'achat (9999) de l'article  Lit est inférieur aux prix de revente (50000)  avec l'âge du bien atteignant 20 ans. Prière de vérifier ou confirmer avec l'enquêté et mettre les bonnes valeurs après verification, s'il le faut. </w:t>
         <w:br/>
         <w:t>- Avertissement!!! Le prix d'achat (9999) de l'article  Matelas simple est inférieur aux prix de revente (15000)  avec l'âge du bien atteignant 5 ans. Prière de vérifier ou confirmer avec l'enquêté et mettre les bonnes valeurs après verification, s'il le faut.</w:t>
@@ -1564,7 +1562,7 @@
         <w:rPr>
           <w:sz w:val="20"/>
         </w:rPr>
-        <w:t>- Attention ! Le prix unitaire d'achat (2000 Fcfa) de Poisson frais type 9 en Tas (Petit) est relativement élevé par rapport aux autres prix observés dans cette zone. Prière de corriger ou de confirmer avec le QG. Attention ! Le prix unitaire d'achat (4000 Fcfa) de Gingembre frais en Kg (taille unique) est relativement élevé par rapport aux autres prix observés dans cette zone. Prière de corriger ou de confirmer avec le QG. Attention ! Le prix unitaire d'achat (500 Fcfa) de Capitaine frais en Pièce (Petit) est relativement élevé par rapport aux autres prix observés dans cette zone. Prière de corriger ou de confirmer avec le QG. Attention ! Le prix unitaire d'achat (500 Fcfa) de Spaghettis en Sachets industriel (Petit) est relativement élevé par rapport aux autres prix observés dans cette zone. Prière de corriger ou de confirmer avec le QG. Attention ! Soupçons de quantité anormale! Le ménage de sidy gueye avec une taille de 7 personnes a consommé 10.5 Kg en taille unique de Oignon frais qui est relativement élevé comme consommation par rapport à la condition de vie des autres ménages de même taille dans cette zone. Prière de corriger ou de confirmer avec le QG. Attention ! Soupçons de quantité anormale! Le ménage de sidy gueye avec une taille de 7 personnes a consommé 4 Verre ( à thé) en taille unique de Vinaigre de citron  qui est relativement élevé comme consommation par rapport à la condition de vie des autres ménages de même taille dans cette zone. Prière de corriger ou de confirmer avec le QG. Attention ! Soupçons de quantité anormale! Le ménage de sidy gueye avec une taille de 7 personnes a consommé 5 Kg en taille unique de Pomme de terre qui est relativement élevé comme consommation par rapport à la condition de vie des autres ménages de même taille dans cette zone. Prière de corriger ou de confirmer avec le QG. Attention ! Soupçons de quantité anormale! Le ménage de sidy gueye avec une taille de 7 personnes a consommé 7 Kg en taille unique de Viande de bœuf: filet, faux-filet qui est relativement élevé comme consommation par rapport à la condition de vie des autres ménages de même taille dans cette zone. Prière de corriger ou de confirmer avec le QG. Avertissement!! La quantité (4.5 litre) du produit Huile de soja  consommée  par le ménage semble très élevé, prière de corriger ou confirmer avec le QG. Difficile de consommer le Sel en Sachets industriel Petit prière de verifier. Le prix d'achat unitaire (8000 Fcfa) de Silure séché en Kg de taille taille unique prière de regarder les reponses prises dans les questions s07bq07a s07bq07b s07bq07c s07bq08 pour mieux corriger.</w:t>
+        <w:t>- Attention ! Le prix unitaire d'achat (2000 Fcfa) de Poisson frais type 9 en Tas (Petit) est relativement élevé par rapport aux autres prix observés dans cette zone. Prière de corriger ou de confirmer avec le QG. Attention ! Le prix unitaire d'achat (37.5 Fcfa) de Cube alimentaire (Maggi, Jumbo, ) en Cube (Moyen) est relativement élevé par rapport aux autres prix observés dans cette zone. Prière de corriger ou de confirmer avec le QG. Attention ! Le prix unitaire d'achat (500 Fcfa) de  en Sachets (Petit) est relativement élevé par rapport aux autres prix observés dans cette zone. Prière de corriger ou de confirmer avec le QG. Attention ! Le prix unitaire d'achat (500 Fcfa) de Capitaine frais en Pièce (Petit) est relativement élevé par rapport aux autres prix observés dans cette zone. Prière de corriger ou de confirmer avec le QG. Attention ! Le prix unitaire d'achat (500 Fcfa) de Spaghettis en Sachets industriel (Petit) est relativement élevé par rapport aux autres prix observés dans cette zone. Prière de corriger ou de confirmer avec le QG. Attention ! Soupçons de quantité anormale! Le ménage de sidy gueye avec une taille de 7 personnes a consommé 10.5 Kg en taille unique de Oignon frais qui est relativement élevé comme consommation par rapport à la condition de vie des autres ménages de même taille dans cette zone. Prière de corriger ou de confirmer avec le QG. Attention ! Soupçons de quantité anormale! Le ménage de sidy gueye avec une taille de 7 personnes a consommé 5 Kg en taille unique de Pomme de terre qui est relativement élevé comme consommation par rapport à la condition de vie des autres ménages de même taille dans cette zone. Prière de corriger ou de confirmer avec le QG. Attention ! Soupçons de quantité anormale! Le ménage de sidy gueye avec une taille de 7 personnes a consommé 7 Kg en taille unique de Viande de bœuf: filet, faux-filet qui est relativement élevé comme consommation par rapport à la condition de vie des autres ménages de même taille dans cette zone. Prière de corriger ou de confirmer avec le QG. Avertissement!! La quantité (4.5 litre) du produit Huile de soja  consommée  par le ménage semble très élevé, prière de corriger ou confirmer avec le QG. Difficile de consommer le Sel en Sachets industriel Petit prière de verifier. Le prix d'achat unitaire (8000 Fcfa) de Silure séché en Kg de taille taille unique prière de regarder les reponses prises dans les questions s07bq07a s07bq07b s07bq07c s07bq08 pour mieux corriger.</w:t>
       </w:r>
     </w:p>
     <w:p>
@@ -1713,7 +1711,7 @@
         <w:rPr>
           <w:sz w:val="20"/>
         </w:rPr>
-        <w:t>- Avertissement! la valeur de l'achat (8.620689 Fcfa) d'un Poules / poulets est trop petite ou élevée. Veuillez confirmer ces informations avec le QG ou apporter les corrections nécessaires. Avertissement! Le prix de vente (20 Fcfa) d'un Poules / poulets est trop petit. Veuillez confirmer ces informations avec le QG ou apporter les corrections nécessaires.</w:t>
+        <w:t>- Avertissement! la valeur de l'achat (8.620689 Fcfa) d'un Poules / poulets est trop petite ou élevée. Veuillez confirmer ces informations avec le QG ou apporter les corrections nécessaires. Avertissement! Le prix de vente (20 Fcfa) d'un Poules / poulets est trop petit. Veuillez confirmer ces informations avec le QG ou apporter les corrections nécessaires. Attention ! Le ménage a vendu  90000 Poules / poulets à 1800000 donc un prix unitaire d'achat (20 Fcfa) qui  est relativement faible par rapport aux autres prix observés dans cette zone. Prière de corriger ou de confirmer avec le QG.</w:t>
       </w:r>
     </w:p>
     <w:p>
@@ -2135,7 +2133,7 @@
         <w:rPr>
           <w:sz w:val="20"/>
         </w:rPr>
-        <w:t>- Avertissement!!! Le ménage a consommé 2 Paquet Tres petit de Thé en sachet, cette quantité semble anormale pour une consommation des 7 derniers jours.Prière de corriger ou de confirmer avec le QG. Avertissement!! le prix unitaire (130 Fcfa) de Thé en sachet (unité: Paquet) de taille Tres petit est très faible ou élevé. Prière de corriger ou de confirmer avec le QG.</w:t>
+        <w:t>- Attention ! Soupçons de quantité anormale! Le ménage de ABLAYE NDAO avec une taille de 1 personnes a consommé 28 Sachets industriel en Tres petit de Café en poudre soluble qui est relativement élevé comme consommation par rapport à la condition de vie des autres ménages de même taille dans cette zone. Prière de corriger ou de confirmer avec le QG. Avertissement!!! Le ménage a consommé 2 Paquet Tres petit de Thé en sachet, cette quantité semble anormale pour une consommation des 7 derniers jours.Prière de corriger ou de confirmer avec le QG. Avertissement!! le prix unitaire (130 Fcfa) de Thé en sachet (unité: Paquet) de taille Tres petit est très faible ou élevé. Prière de corriger ou de confirmer avec le QG.</w:t>
       </w:r>
     </w:p>
     <w:p>
@@ -2737,7 +2735,7 @@
         <w:rPr>
           <w:sz w:val="20"/>
         </w:rPr>
-        <w:t>- Attention ! Le prix unitaire d'achat (100 Fcfa) de Carpe séchée en Morceau (Portion) (Moyen) est relativement faible par rapport aux autres prix observés dans cette zone. Prière de corriger ou de confirmer avec le QG. Attention ! Le prix unitaire d'achat (50 Fcfa) de Autres tisanes et infusions n.d.a. (quinqueliba, citronnelle, etc.) en Sachets (Petit) est relativement faible par rapport aux autres prix observés dans cette zone. Prière de corriger ou de confirmer avec le QG. Avertissement!!! Le ménage a consommé 1 Paquet Tres petit de Thé en sachet, cette quantité semble anormale pour une consommation des 7 derniers jours.Prière de corriger ou de confirmer avec le QG. Avertissement!! le prix unitaire (125 Fcfa) de Thé en sachet (unité: Paquet) de taille Tres petit est très faible ou élevé. Prière de corriger ou de confirmer avec le QG. Incohérence!! Dans ce ménage, chaque individus consomme par jour .9857143 Kg  de cereale; Prière de revoir les quantités prises de ces produits. Attention ! Le prix unitaire d'achat (20000 Fcfa) de Riz importé parfumé en Sac (25 Kg) (taille unique) est relativement élevé par rapport aux autres prix observés dans cette zone. Prière de corriger ou de confirmer avec le QG.</w:t>
+        <w:t>- Attention ! Le prix unitaire d'achat (100 Fcfa) de Carpe séchée en Morceau (Portion) (Moyen) est relativement faible par rapport aux autres prix observés dans cette zone. Prière de corriger ou de confirmer avec le QG. Attention ! Le prix unitaire d'achat (50 Fcfa) de Autres tisanes et infusions n.d.a. (quinqueliba, citronnelle, etc.) en Sachets (Petit) est relativement faible par rapport aux autres prix observés dans cette zone. Prière de corriger ou de confirmer avec le QG. Attention ! Soupçons de quantité anormale! Le ménage de DEMBA SOW avec une taille de 5 personnes a consommé 5 Sachets en Petit de Autres tisanes et infusions n.d.a. (quinqueliba, citronnelle, etc.) qui est relativement élevé comme consommation par rapport à la condition de vie des autres ménages de même taille dans cette zone. Prière de corriger ou de confirmer avec le QG. Attention ! Le prix unitaire d'achat (50 Fcfa) de Poivron frais en Pièce (Grand) est relativement faible par rapport aux autres prix observés dans cette zone. Prière de corriger ou de confirmer avec le QG. Attention ! Soupçons de quantité anormale! Le ménage de DEMBA SOW avec une taille de 5 personnes a consommé 18 Morceau (Portion) en Petit de Beurre qui est relativement élevé comme consommation par rapport à la condition de vie des autres ménages de même taille dans cette zone. Prière de corriger ou de confirmer avec le QG. Avertissement!!! Le ménage a consommé 1 Paquet Tres petit de Thé en sachet, cette quantité semble anormale pour une consommation des 7 derniers jours.Prière de corriger ou de confirmer avec le QG. Avertissement!! le prix unitaire (125 Fcfa) de Thé en sachet (unité: Paquet) de taille Tres petit est très faible ou élevé. Prière de corriger ou de confirmer avec le QG. Incohérence!! Dans ce ménage, chaque individus consomme par jour .9857143 Kg  de cereale; Prière de revoir les quantités prises de ces produits. Attention ! Le prix unitaire d'achat (20000 Fcfa) de Riz importé parfumé en Sac (25 Kg) (taille unique) est relativement élevé par rapport aux autres prix observés dans cette zone. Prière de corriger ou de confirmer avec le QG.</w:t>
       </w:r>
     </w:p>
     <w:p>
@@ -2827,7 +2825,7 @@
         <w:rPr>
           <w:sz w:val="20"/>
         </w:rPr>
-        <w:t xml:space="preserve">- Avertissement!!! Le prix d'achat (400000) de l'article  Lit est inférieur aux prix de revente (500000)  avec l'âge du bien atteignant 4 ans. Prière de vérifier ou confirmer avec l'enquêté et mettre les bonnes valeurs après verification, s'il le faut. Attention ! Lit a été revendu à 500000 Fcfa qui est relativement élevé par rapport aux autres prix de revente observés dans cette zone. Prière de corriger ou de confirmer avec le QG. </w:t>
+        <w:t xml:space="preserve">- Avertissement!!! Le prix d'achat (400000) de l'article  Lit est inférieur aux prix de revente (500000)  avec l'âge du bien atteignant 4 ans. Prière de vérifier ou confirmer avec l'enquêté et mettre les bonnes valeurs après verification, s'il le faut. </w:t>
         <w:br/>
         <w:t xml:space="preserve">- Le prix d'achat de l'article  Appareil TV ne doit pas être égal 0 même si le ménage l'a reçu en cadeau prière de leurs aider à faire une estimations. Avertissement!!! Le prix d'achat (0) de l'article  Appareil TV est inférieur aux prix de revente (65000)  avec l'âge du bien atteignant 2 ans. Prière de vérifier ou confirmer avec l'enquêté et mettre les bonnes valeurs après verification, s'il le faut. Le prix d'achat de l'article  Appareil TV est nul (achété à 0fcfa) mais le prix de revente est different de 0 impossible, prière de verifier et corriger. </w:t>
         <w:br/>
@@ -3396,7 +3394,7 @@
         <w:rPr>
           <w:sz w:val="20"/>
         </w:rPr>
-        <w:t>- Attention ! Le prix unitaire d'achat (200 Fcfa) de Tomate fraîche en Sachets (Petit) est relativement élevé par rapport aux autres prix observés dans cette zone. Prière de corriger ou de confirmer avec le QG. Attention ! Le prix unitaire d'achat (900 Fcfa) de Pastèque en Pièce (Moyen) est relativement faible par rapport aux autres prix observés dans cette zone. Prière de corriger ou de confirmer avec le QG. Avertissement!! La quantité (8 litre) du produit Huile de soja  consommée  par le ménage semble très élevé, prière de corriger ou confirmer avec le QG. Avertissement!!! Le ménage a consommé 9 Paquet Tres petit de Thé en sachet, cette quantité semble anormale pour une consommation des 7 derniers jours.Prière de corriger ou de confirmer avec le QG. Avertissement!! le prix unitaire (125 Fcfa) de Thé en sachet (unité: Paquet) de taille Tres petit est très faible ou élevé. Prière de corriger ou de confirmer avec le QG. Le prix d'achat unitaire (6000 Fcfa) de Café moulu en Kg de taille taille unique prière de regarder les reponses prises dans les questions s07bq07a s07bq07b s07bq07c s07bq08 pour mieux corriger.</w:t>
+        <w:t>- Attention ! Le prix unitaire d'achat (200 Fcfa) de Tomate fraîche en Sachets (Petit) est relativement élevé par rapport aux autres prix observés dans cette zone. Prière de corriger ou de confirmer avec le QG. Attention ! Le prix unitaire d'achat (37.5 Fcfa) de Cube alimentaire (Maggi, Jumbo, ) en Cube (Moyen) est relativement élevé par rapport aux autres prix observés dans cette zone. Prière de corriger ou de confirmer avec le QG. Avertissement!! La quantité (8 litre) du produit Huile de soja  consommée  par le ménage semble très élevé, prière de corriger ou confirmer avec le QG. Avertissement!!! Le ménage a consommé 9 Paquet Tres petit de Thé en sachet, cette quantité semble anormale pour une consommation des 7 derniers jours.Prière de corriger ou de confirmer avec le QG. Avertissement!! le prix unitaire (125 Fcfa) de Thé en sachet (unité: Paquet) de taille Tres petit est très faible ou élevé. Prière de corriger ou de confirmer avec le QG. Le prix d'achat unitaire (6000 Fcfa) de Café moulu en Kg de taille taille unique prière de regarder les reponses prises dans les questions s07bq07a s07bq07b s07bq07c s07bq08 pour mieux corriger.</w:t>
       </w:r>
     </w:p>
     <w:p>
@@ -4487,7 +4485,7 @@
         <w:rPr>
           <w:sz w:val="20"/>
         </w:rPr>
-        <w:t>- Attention ! Soupçons de quantité anormale! Le ménage de AMINATA FAYE avec une taille de 3 personnes a consommé 13 Sachets en Petit de Lait en poudre qui est relativement élevé comme consommation par rapport à la condition de vie des autres ménages de même taille dans cette zone. Prière de corriger ou de confirmer avec le QG. Difficile de consommer le Sel en Paquet Petit prière de verifier.</w:t>
+        <w:t>- Difficile de consommer le Sel en Paquet Petit prière de verifier.</w:t>
       </w:r>
     </w:p>
     <w:p>
@@ -5204,7 +5202,7 @@
         <w:rPr>
           <w:sz w:val="20"/>
         </w:rPr>
-        <w:t>- Attention ! Le prix unitaire d'achat (50 Fcfa) de Autres tisanes et infusions n.d.a. (quinqueliba, citronnelle, etc.) en Sachets (Petit) est relativement faible par rapport aux autres prix observés dans cette zone. Prière de corriger ou de confirmer avec le QG. Avertissement!! La quantité (3.37 litre) du produit Huile de soja  consommée  par le ménage semble très élevé, prière de corriger ou confirmer avec le QG. Avertissement!!! Le ménage a consommé 3 Paquet Tres petit de Thé en sachet, cette quantité semble anormale pour une consommation des 7 derniers jours.Prière de corriger ou de confirmer avec le QG. Avertissement!! le prix unitaire (125 Fcfa) de Thé en sachet (unité: Paquet) de taille Tres petit est très faible ou élevé. Prière de corriger ou de confirmer avec le QG. Avertissement!!!Le ménage a consommé 58 miche de Moyen de Pain moderne (Baguette)  ce qui semble incoherent pour une consommation aucours des 7 derniers jours, prière de verifier et corriger.</w:t>
+        <w:t>- Attention ! Le prix unitaire d'achat (40 Fcfa) de Cube alimentaire (Maggi, Jumbo, ) en Cube (Moyen) est relativement élevé par rapport aux autres prix observés dans cette zone. Prière de corriger ou de confirmer avec le QG. Attention ! Le prix unitaire d'achat (50 Fcfa) de Autres tisanes et infusions n.d.a. (quinqueliba, citronnelle, etc.) en Sachets (Petit) est relativement faible par rapport aux autres prix observés dans cette zone. Prière de corriger ou de confirmer avec le QG. Avertissement!! La quantité (3.37 litre) du produit Huile de soja  consommée  par le ménage semble très élevé, prière de corriger ou confirmer avec le QG. Avertissement!!! Le ménage a consommé 3 Paquet Tres petit de Thé en sachet, cette quantité semble anormale pour une consommation des 7 derniers jours.Prière de corriger ou de confirmer avec le QG. Avertissement!! le prix unitaire (125 Fcfa) de Thé en sachet (unité: Paquet) de taille Tres petit est très faible ou élevé. Prière de corriger ou de confirmer avec le QG. Avertissement!!!Le ménage a consommé 58 miche de Moyen de Pain moderne (Baguette)  ce qui semble incoherent pour une consommation aucours des 7 derniers jours, prière de verifier et corriger.</w:t>
       </w:r>
     </w:p>
     <w:p>
@@ -5917,7 +5915,7 @@
         <w:rPr>
           <w:sz w:val="20"/>
         </w:rPr>
-        <w:t>- Attention ! Le prix unitaire d'achat (200 Fcfa) de Tamarin noir en Sachets (Petit) est relativement élevé par rapport aux autres prix observés dans cette zone. Prière de corriger ou de confirmer avec le QG. Attention ! Le prix unitaire d'achat (200 Fcfa) de Tomate fraîche en Sachets (Petit) est relativement élevé par rapport aux autres prix observés dans cette zone. Prière de corriger ou de confirmer avec le QG. Attention ! Le prix unitaire d'achat (33.33333 Fcfa) de Citron en Pièce (Petit) est relativement faible par rapport aux autres prix observés dans cette zone. Prière de corriger ou de confirmer avec le QG. Attention ! Le prix unitaire d'achat (75 Fcfa) de Feuilles de  Haricot en Sachets (Petit) est relativement faible par rapport aux autres prix observés dans cette zone. Prière de corriger ou de confirmer avec le QG. Attention ! Le prix unitaire d'achat (800 Fcfa) de Pastèque en Pièce (Moyen) est relativement faible par rapport aux autres prix observés dans cette zone. Prière de corriger ou de confirmer avec le QG. Avertissement!! La quantité (8 litre) du produit Huile de soja  consommée  par le ménage semble très élevé, prière de corriger ou confirmer avec le QG. Avertissement!!! Le ménage a consommé 11 Pièce Petit de Mâchoiron séchée (Kon), cette quantité semble anormale pour une consommation des 7 derniers jours.Prière de corriger ou de confirmer avec le QG. Avertissement!!! Le ménage a consommé 15 Sachets industriel Tres petit de Caramel, bonbons, confiseries, etc., cette quantité semble anormale pour une consommation des 7 derniers jours.Prière de corriger ou de confirmer avec le QG. Avertissement!!! Le ménage a consommé 7 Paquet Tres petit de Thé en sachet, cette quantité semble anormale pour une consommation des 7 derniers jours.Prière de corriger ou de confirmer avec le QG. Avertissement!! le prix unitaire (125 Fcfa) de Thé en sachet (unité: Paquet) de taille Tres petit est très faible ou élevé. Prière de corriger ou de confirmer avec le QG. Avertissement!!! Le ménage a consommé 9 Pièce Petit de Poisson frais type 8, cette quantité semble anormale pour une consommation des 7 derniers jours.Prière de corriger ou de confirmer avec le QG. Avertissement!!!Le ménage a consommé 48 Cube de Moyen de Cube alimentaire (Maggi, Jumbo, )  ce qui semble incoherent pour une consommation aucours des 7 derniers jours, prière de verifier et corriger. Avertissement!!! Le ménage a consommé 48 Cube Moyen de Cube alimentaire (Maggi, Jumbo, ), cette quantité semble anormale pour une consommation des 7 derniers jours.Prière de corriger ou de confirmer avec le QG. Avertissement!!!Le ménage a consommé 90 miche de Moyen de Pain moderne (Baguette)  ce qui semble incoherent pour une consommation aucours des 7 derniers jours, prière de verifier et corriger. Difficile de consommer le Sel en Sachets industriel Moyen prière de verifier.</w:t>
+        <w:t>- Attention ! Le prix unitaire d'achat (200 Fcfa) de Tamarin noir en Sachets (Petit) est relativement élevé par rapport aux autres prix observés dans cette zone. Prière de corriger ou de confirmer avec le QG. Attention ! Le prix unitaire d'achat (200 Fcfa) de Tomate fraîche en Sachets (Petit) est relativement élevé par rapport aux autres prix observés dans cette zone. Prière de corriger ou de confirmer avec le QG. Attention ! Le prix unitaire d'achat (300 Fcfa) de Café moulu en Sachets (Petit) est relativement élevé par rapport aux autres prix observés dans cette zone. Prière de corriger ou de confirmer avec le QG. Attention ! Le prix unitaire d'achat (33.33333 Fcfa) de Citron en Pièce (Petit) est relativement faible par rapport aux autres prix observés dans cette zone. Prière de corriger ou de confirmer avec le QG. Attention ! Le prix unitaire d'achat (500 Fcfa) de  en Sachets (Petit) est relativement élevé par rapport aux autres prix observés dans cette zone. Prière de corriger ou de confirmer avec le QG. Attention ! Le prix unitaire d'achat (75 Fcfa) de Feuilles de  Haricot en Sachets (Petit) est relativement faible par rapport aux autres prix observés dans cette zone. Prière de corriger ou de confirmer avec le QG. Avertissement!! La quantité (8 litre) du produit Huile de soja  consommée  par le ménage semble très élevé, prière de corriger ou confirmer avec le QG. Avertissement!!! Le ménage a consommé 11 Pièce Petit de Mâchoiron séchée (Kon), cette quantité semble anormale pour une consommation des 7 derniers jours.Prière de corriger ou de confirmer avec le QG. Avertissement!!! Le ménage a consommé 15 Sachets industriel Tres petit de Caramel, bonbons, confiseries, etc., cette quantité semble anormale pour une consommation des 7 derniers jours.Prière de corriger ou de confirmer avec le QG. Avertissement!!! Le ménage a consommé 7 Paquet Tres petit de Thé en sachet, cette quantité semble anormale pour une consommation des 7 derniers jours.Prière de corriger ou de confirmer avec le QG. Avertissement!! le prix unitaire (125 Fcfa) de Thé en sachet (unité: Paquet) de taille Tres petit est très faible ou élevé. Prière de corriger ou de confirmer avec le QG. Avertissement!!! Le ménage a consommé 9 Pièce Petit de Poisson frais type 8, cette quantité semble anormale pour une consommation des 7 derniers jours.Prière de corriger ou de confirmer avec le QG. Avertissement!!!Le ménage a consommé 48 Cube de Moyen de Cube alimentaire (Maggi, Jumbo, )  ce qui semble incoherent pour une consommation aucours des 7 derniers jours, prière de verifier et corriger. Avertissement!!! Le ménage a consommé 48 Cube Moyen de Cube alimentaire (Maggi, Jumbo, ), cette quantité semble anormale pour une consommation des 7 derniers jours.Prière de corriger ou de confirmer avec le QG. Attention ! Le prix unitaire d'achat (36.36364 Fcfa) de Cube alimentaire (Maggi, Jumbo, ) en Cube (Moyen) est relativement élevé par rapport aux autres prix observés dans cette zone. Prière de corriger ou de confirmer avec le QG. Avertissement!!!Le ménage a consommé 90 miche de Moyen de Pain moderne (Baguette)  ce qui semble incoherent pour une consommation aucours des 7 derniers jours, prière de verifier et corriger. Difficile de consommer le Sel en Sachets industriel Moyen prière de verifier.</w:t>
       </w:r>
     </w:p>
     <w:p>
@@ -6326,7 +6324,7 @@
           <w:color w:val="4672C4"/>
           <w:sz w:val="22"/>
         </w:rPr>
-        <w:t>&gt;&gt; Section0 - Identification et renseignements de controle</w:t>
+        <w:t>&gt;&gt; Section1 - Caracteristiques des membres</w:t>
       </w:r>
     </w:p>
     <w:p>
@@ -6337,46 +6335,11 @@
         <w:rPr>
           <w:sz w:val="20"/>
         </w:rPr>
-        <w:t>- Prière de renseigner toutes les informations du ménage dans la section 0 avant d'entamer les autres informations.</w:t>
-      </w:r>
-    </w:p>
-    <w:p>
-      <w:r>
-        <w:rPr>
-          <w:b/>
-          <w:color w:val="4672C4"/>
-          <w:sz w:val="22"/>
-        </w:rPr>
-        <w:t>&gt;&gt; Section1 - Caracteristiques des membres</w:t>
-      </w:r>
-    </w:p>
-    <w:p>
-      <w:pPr>
-        <w:ind w:left="283"/>
-      </w:pPr>
-      <w:r>
-        <w:rPr>
-          <w:sz w:val="20"/>
-        </w:rPr>
+        <w:t xml:space="preserve">- Avertissement!!!  BATTOR GUEYE  ne possède pas le téléphone android, n'utilise régulièrement pas un téléphone appartenant à une autre personne mais a accès à l'internet, merci de confirmer cette information avec le QG.  Avertissement! Veuillez renseigner par oui ou non toutes les modalités de la question s01q47. </w:t>
+        <w:br/>
         <w:t>- Incohérence!! Le nombre d'année (9999) que KHOUDIA THIONGANE a vécu dans la localité est superieur à son âge (58) ou ne sait pas. Prière de corriger.</w:t>
         <w:br/>
-        <w:t xml:space="preserve">- Les données sur les niveaux d'études, les fonctions et les caracteristiques sociodemographiques de la mère biologique de  DIAKHOU LADIANE  manquent.  Avertissement!!!  DIAKHOU LADIANE  ne possède pas le téléphone android, n'utilise régulièrement pas un téléphone appartenant à une autre personne mais a accès à l'internet, merci de confirmer cette information avec le QG. </w:t>
-        <w:br/>
-        <w:t xml:space="preserve">- Les données sur les niveaux d'études, les fonctions et les caracteristiques sociodemographiques du père biologique de BABACAR GUEYE manquent. Veuillez les renseigner. Les données sur les niveaux d'études, les fonctions et les caracteristiques sociodemographiques de la mère biologique de  BABACAR GUEYE  manquent. </w:t>
-        <w:br/>
-        <w:t xml:space="preserve">- Les données sur les niveaux d'études, les fonctions et les caracteristiques sociodemographiques du père biologique de BATTOR GUEYE manquent. Veuillez les renseigner. </w:t>
-        <w:br/>
-        <w:t xml:space="preserve">- Les données sur les niveaux d'études, les fonctions et les caracteristiques sociodemographiques du père biologique de CHEIKH OMAR GUEYE manquent. Veuillez les renseigner. Les données sur les niveaux d'études, les fonctions et les caracteristiques sociodemographiques de la mère biologique de  CHEIKH OMAR GUEYE  manquent. </w:t>
-        <w:br/>
-        <w:t xml:space="preserve">- Les données sur les niveaux d'études, les fonctions et les caracteristiques sociodemographiques du père biologique de DIAKHOU THIONGANE manquent. Veuillez les renseigner. Les données sur les niveaux d'études, les fonctions et les caracteristiques sociodemographiques de la mère biologique de  DIAKHOU THIONGANE  manquent. </w:t>
-        <w:br/>
-        <w:t xml:space="preserve">- Les données sur les niveaux d'études, les fonctions et les caracteristiques sociodemographiques du père biologique de KHADY LADIANE manquent. Veuillez les renseigner. Les données sur les niveaux d'études, les fonctions et les caracteristiques sociodemographiques de la mère biologique de  KHADY LADIANE  manquent. </w:t>
-        <w:br/>
-        <w:t xml:space="preserve">- Les données sur les niveaux d'études, les fonctions et les caracteristiques sociodemographiques du père biologique de MAGUETTE GUEYE manquent. Veuillez les renseigner. Les données sur les niveaux d'études, les fonctions et les caracteristiques sociodemographiques de la mère biologique de  MAGUETTE GUEYE  manquent. </w:t>
-        <w:br/>
-        <w:t xml:space="preserve">- Prière de renseigner le sexe ou le lien de parenté de  MOUKHAMED LADIANE FRERE  merci. Les données sur les niveaux d'études, les fonctions et les caracteristiques sociodemographiques du père biologique de MOUKHAMED LADIANE FRERE manquent. Veuillez les renseigner. Les données sur les niveaux d'études, les fonctions et les caracteristiques sociodemographiques de la mère biologique de  MOUKHAMED LADIANE FRERE  manquent. </w:t>
-        <w:br/>
-        <w:t>- Prière de renseigner le sexe ou le lien de parenté de  TAMSIR LADIANE  merci. Les données sur les niveaux d'études, les fonctions et les caracteristiques sociodemographiques du père biologique de TAMSIR LADIANE manquent. Veuillez les renseigner. Les données sur les niveaux d'études, les fonctions et les caracteristiques sociodemographiques de la mère biologique de  TAMSIR LADIANE  manquent.</w:t>
+        <w:t>- La catégorie socioprofessionnelle de la mère biologique de  DIAKHOU LADIANE n'est pas coherente avec les réponses des questions s01q35 et s01q36, prière de corriger ou de confirmer cette informations avec le QG.  Avertissement!!!  DIAKHOU LADIANE  ne possède pas le téléphone android, n'utilise régulièrement pas un téléphone appartenant à une autre personne mais a accès à l'internet, merci de confirmer cette information avec le QG.</w:t>
       </w:r>
     </w:p>
     <w:p>
@@ -6407,7 +6370,11 @@
         <w:br/>
         <w:t xml:space="preserve">- Peu probable! DIAKHOU LADIANE  n'arrive pas  à comprendre un petit texte lu dans une langue locale (s02q03). Veuillez corriger ou donner des explications au QG. </w:t>
         <w:br/>
+        <w:t xml:space="preserve">- Peu probable! DIAKHOU THIONGANE  n'arrive pas  à comprendre un petit texte lu dans une langue locale (s02q03). Veuillez corriger ou donner des explications au QG. La raison principale que DIAKHOU THIONGANE n'a pas fait des études dans une école formelle est probleme d’extrait de naissance et semble exister dans les modalités, prière de prendre attache avec le QG pour plus d'explication afin de la classer bien. </w:t>
+        <w:br/>
         <w:t xml:space="preserve">- Peu probable! FATOU SEBOR  n'arrive pas  à comprendre un petit texte lu dans une langue locale (s02q03). Veuillez corriger ou donner des explications au QG. </w:t>
+        <w:br/>
+        <w:t xml:space="preserve">- Peu probable! KHADY LADIANE  n'arrive pas  à comprendre un petit texte lu dans une langue locale (s02q03). Veuillez corriger ou donner des explications au QG. </w:t>
         <w:br/>
         <w:t xml:space="preserve">- Peu probable! KHOUDIA THIONGANE  n'arrive pas  à comprendre un petit texte lu dans une langue locale (s02q03). Veuillez corriger ou donner des explications au QG. Peu probable! KHOUDIA THIONGANE  ne sait ni lire, ni écrire, ni comprendre dans aucune des langues  (s02q01,s02q02,s02q03). Veuillez corriger ou donner des explications au QG. </w:t>
         <w:br/>
@@ -6432,14 +6399,6 @@
         <w:rPr>
           <w:sz w:val="20"/>
         </w:rPr>
-        <w:t xml:space="preserve">- || </w:t>
-        <w:br/>
-        <w:t xml:space="preserve">- </w:t>
-        <w:br/>
-        <w:t xml:space="preserve">- </w:t>
-        <w:br/>
-        <w:t xml:space="preserve">- </w:t>
-        <w:br/>
         <w:t xml:space="preserve">- Le principal problème de santé que BATTOR GUEYE a eu est Maux de ventre et semble exister dans les modalités, prière de prendre attache avec le QG pour plus d'explication afin de la classer bien. </w:t>
         <w:br/>
         <w:t>- Vous déclarez que BINTA CISS dans ce ménage s'est consulté dans un service de santé, ou chez un guérisseur au cours des 3 derniers mois sans hospitalisation (ne pas considérer les consultations prénatales) q13=Oui, mais vous avez pris NSP partout de la question q14 à q21.</w:t>
@@ -6490,7 +6449,9 @@
         </w:rPr>
         <w:t xml:space="preserve">- Attention ! Le nombre de jours que ASTOU SEBOR a travaillés par mois semble être inférieur à 15. Veuillez, s'il vous plaît, confirmer cette information. </w:t>
         <w:br/>
-        <w:t>- Attention ! Le nombre de jours que FATOU SEBOR a travaillés par mois semble être inférieur à 15. Veuillez, s'il vous plaît, confirmer cette information.</w:t>
+        <w:t xml:space="preserve">- Attention ! Le nombre de jours que FATOU SEBOR a travaillés par mois semble être inférieur à 15. Veuillez, s'il vous plaît, confirmer cette information. </w:t>
+        <w:br/>
+        <w:t>- Nombre de mois exercé par KHADY LADIANE dans l'emploi au cours des 12 derniers mois semble faible, veuillez corriger s'il vous plait ou comfirmer avec le QG.  Incohérence! KHADY LADIANE  evolue dans l'agriculture mais est  considéré comme salarié ou stagiaire/apprenti non renuméré, prière de revoir la question s04q46 et corriger.</w:t>
       </w:r>
     </w:p>
     <w:p>
@@ -6511,7 +6472,7 @@
         <w:rPr>
           <w:sz w:val="20"/>
         </w:rPr>
-        <w:t>- Attention ! Le prix unitaire d'achat (300 Fcfa) de Piment frais en Sachets (Tres petit) est relativement élevé par rapport aux autres prix observés dans cette zone. Prière de corriger ou de confirmer avec le QG. Attention ! Le prix unitaire d'achat (50 Fcfa) de Cube alimentaire (Maggi, Jumbo, ) en Cube (Petit) est relativement élevé par rapport aux autres prix observés dans cette zone. Prière de corriger ou de confirmer avec le QG. Attention ! Le prix unitaire d'achat (75 Fcfa) de Arôme (Maggi, Jumbo, etc.) en Sachets industriel (Tres petit) est relativement élevé par rapport aux autres prix observés dans cette zone. Prière de corriger ou de confirmer avec le QG. Attention ! Le prix unitaire d'achat (750 Fcfa) de Pastèque en Pièce (Moyen) est relativement faible par rapport aux autres prix observés dans cette zone. Prière de corriger ou de confirmer avec le QG. Attention ! Soupçons de quantité anormale! Le ménage de ALE LADIANE avec une taille de 9 personnes a consommé 14 Morceau (Portion) en Moyen de Choux qui est relativement élevé comme consommation par rapport à la condition de vie des autres ménages de même taille dans cette zone. Prière de corriger ou de confirmer avec le QG. Attention ! Soupçons de quantité anormale! Le ménage de ALE LADIANE avec une taille de 9 personnes a consommé 4 Sachets en Petit de Niébé/Haricots secs qui est relativement élevé comme consommation par rapport à la condition de vie des autres ménages de même taille dans cette zone. Prière de corriger ou de confirmer avec le QG. Attention ! Soupçons de quantité anormale! Le ménage de ALE LADIANE avec une taille de 9 personnes a consommé 7 Pièce en Moyen de Aubergine   qui est relativement élevé comme consommation par rapport à la condition de vie des autres ménages de même taille dans cette zone. Prière de corriger ou de confirmer avec le QG. Attention ! Soupçons de quantité anormale! Le ménage de ALE LADIANE avec une taille de 9 personnes a consommé 7 Sachets en Petit de Tamarin noir qui est relativement élevé comme consommation par rapport à la condition de vie des autres ménages de même taille dans cette zone. Prière de corriger ou de confirmer avec le QG. Avertissement!! La quantité (.) de Autres fruits de mer en Sachets qui provient de la production du ménage et celle reçue en cadeau depasse la quantité consommée, prière de verifier et corriger. Avertissement!! La quantité (5.5 litre) du produit Huile de soja  consommée  par le ménage semble très élevé, prière de corriger ou confirmer avec le QG. Avertissement!!! Le ménage a consommé 21 Sachets Petit de Sucre en poudre , cette quantité semble anormale pour une consommation des 7 derniers jours.Prière de corriger ou de confirmer avec le QG. Avertissement!!! Le ménage a consommé 8 Morceau (Portion) Tres petit de Escargots, cette quantité semble anormale pour une consommation des 7 derniers jours.Prière de corriger ou de confirmer avec le QG. Attention ! Soupçons de quantité anormale! Le ménage de ALE LADIANE avec une taille de 9 personnes a consommé 8 Morceau (Portion) en Tres petit de Escargots qui est relativement élevé comme consommation par rapport à la condition de vie des autres ménages de même taille dans cette zone. Prière de corriger ou de confirmer avec le QG. Avertissement!!!Le ménage a consommé 49 miche de Moyen de Pain moderne (Baguette)  ce qui semble incoherent pour une consommation aucours des 7 derniers jours, prière de verifier et corriger. Incohérence!! Dans ce ménage, chaque individus consomme par jour 22.49444 Kg  de cereale; Prière de revoir les quantités prises de ces produits. Incohérence!! Dans ce ménage, chaque individus consomme par jour 22.49444 Kg  de cereale; Prière de revoir les quantités prises de ces produits. Incohérence!! Dans ce ménage, chaque individus consomme par jour 22.49444 Kg  de cereale; Prière de revoir les quantités prises de ces produits. Attention ! Soupçons de quantité anormale! Le ménage de ALE LADIANE avec une taille de 9 personnes a consommé 2 Kg en taille unique de Maïs en grain qui est relativement élevé comme consommation par rapport à la condition de vie des autres ménages de même taille dans cette zone. Prière de corriger ou de confirmer avec le QG.</w:t>
+        <w:t>- Attention ! Le prix unitaire d'achat (300 Fcfa) de Piment frais en Sachets (Tres petit) est relativement élevé par rapport aux autres prix observés dans cette zone. Prière de corriger ou de confirmer avec le QG. Attention ! Le prix unitaire d'achat (50 Fcfa) de Cube alimentaire (Maggi, Jumbo, ) en Cube (Petit) est relativement élevé par rapport aux autres prix observés dans cette zone. Prière de corriger ou de confirmer avec le QG. Attention ! Le prix unitaire d'achat (75 Fcfa) de Arôme (Maggi, Jumbo, etc.) en Sachets industriel (Tres petit) est relativement élevé par rapport aux autres prix observés dans cette zone. Prière de corriger ou de confirmer avec le QG. Attention ! Soupçons de quantité anormale! Le ménage de ALE LADIANE avec une taille de 11 personnes a consommé 14 Pièce en Moyen de Carotte qui est relativement élevé comme consommation par rapport à la condition de vie des autres ménages de même taille dans cette zone. Prière de corriger ou de confirmer avec le QG. Attention ! Soupçons de quantité anormale! Le ménage de ALE LADIANE avec une taille de 11 personnes a consommé 7 Pièce en Moyen de Aubergine   qui est relativement élevé comme consommation par rapport à la condition de vie des autres ménages de même taille dans cette zone. Prière de corriger ou de confirmer avec le QG. Avertissement!! La quantité (5.5 litre) du produit Huile de soja  consommée  par le ménage semble très élevé, prière de corriger ou confirmer avec le QG. Avertissement!!! Le ménage a consommé 21 Sachets Petit de Sucre en poudre , cette quantité semble anormale pour une consommation des 7 derniers jours.Prière de corriger ou de confirmer avec le QG. Avertissement!!! Le ménage a consommé 8 Morceau (Portion) Tres petit de Escargots, cette quantité semble anormale pour une consommation des 7 derniers jours.Prière de corriger ou de confirmer avec le QG. Avertissement!!!Le ménage a consommé 49 miche de Moyen de Pain moderne (Baguette)  ce qui semble incoherent pour une consommation aucours des 7 derniers jours, prière de verifier et corriger. Attention ! Soupçons de quantité anormale! Le ménage de ALE LADIANE avec une taille de 11 personnes a consommé 49 miche en Moyen de Pain moderne (Baguette) qui est relativement élevé comme consommation par rapport à la condition de vie des autres ménages de même taille dans cette zone. Prière de corriger ou de confirmer avec le QG. Incohérence!! Dans ce ménage, chaque individus consomme par jour 33.9026 Kg  de cereale; Prière de revoir les quantités prises de ces produits. Incohérence!! Dans ce ménage, chaque individus consomme par jour 33.9026 Kg  de cereale; Prière de revoir les quantités prises de ces produits. Incohérence!! Dans ce ménage, chaque individus consomme par jour 33.9026 Kg  de cereale; Prière de revoir les quantités prises de ces produits.</w:t>
       </w:r>
     </w:p>
     <w:p>
@@ -6622,9 +6583,9 @@
         <w:rPr>
           <w:sz w:val="20"/>
         </w:rPr>
-        <w:t xml:space="preserve">- L'entreprise vente de bouteilles d’eau glacèe dit avoir réçu une somme sur la vente de ces produits transformés (s10q48 est differnt de 0) mais n'a depensé aucune somme sur l'achat des matières premières (s10q49==0), prière de fournir de l'effort pour estimer le montant obtenu en achat de matières premières. </w:t>
+        <w:t xml:space="preserve">- L'entreprise petit commerce est généralement une entreprise de fabrication ou transformation dont elle depense en achat de matières premières.Elle transforme le produit donc ne peut pas obtenir un montant sur la revente des marchandises achetés en état (10.46 ou 10.47). Prière de mettre 0 pour ces questions si elles n'achètent pas de marchandise en état pour les revendre en état. </w:t>
         <w:br/>
-        <w:t>- Les informations sur ces entrepises non agricole manquent, prière de les renseigner. Le montant obtenus sur les services rendus par l'entreprise ##N/A## au cours des 30 derniers jours ou durant le dernier mois où l'entreprise a fonctionné n'a pas été renseigné, prière de mettre de 0 si l'entreprise n'a pas rendu de service. Prière de renseigner les montants dans les champs (s10q46 s10q47 s10q48 s10q49 s10q50 s10q51 s10q52 s10q53 s10q54 s10q55 s10q56 s10q57), mettre 0 si l'entreprise ##N/A## n'a pas effectué des dépenses ou faire des reventes des marchandises ou des produits ou rendre de service.Cette entreprise ##N/A## dit avoir obtenu une valeur sur les marchandises vendu en etat, les marchandises vendu après transformation et les services rendus. Prière de corriger. Cette entreprise ##N/A## dit avoir obtenu une valeur sur les marchandises vendu en etat et les marchandises vendu après transformation. La main d'oeuvre familiale pour MOUHAMED LADIANE ayant travaillé dans cette entreprise ##N/A## aucours des 12 derniers mois n'est pas renseigner. Prière de reneigner toutes les informations qui lui concerne. La main d'oeuvre sariale de MOUHAMED LADIANE ayant travaillé dans cette entreprise ##N/A## aucours des 30 derniers jours n'est pas renseigner. Prière de reneigner toutes les informations qui lui concerne.</w:t>
+        <w:t>- L'entreprise vente de bouteilles d’eau glacèe dit avoir réçu une somme sur la vente de ces produits transformés (s10q48 est differnt de 0) mais n'a depensé aucune somme sur l'achat des matières premières (s10q49==0), prière de fournir de l'effort pour estimer le montant obtenu en achat de matières premières.</w:t>
       </w:r>
     </w:p>
     <w:p>
@@ -6645,7 +6606,11 @@
         <w:rPr>
           <w:sz w:val="20"/>
         </w:rPr>
-        <w:t>- La section 12 n'a pas été renseigner ou ce ménage ne possede aucun biens, prière de la renseigner ou de revoir la section 12 de ce ménage.</w:t>
+        <w:t xml:space="preserve">- Attention ! Fer à repasser à charbon a été revendu à 5000 Fcfa qui est relativement élevé par rapport aux autres prix de revente observés dans cette zone. Prière de corriger ou de confirmer avec le QG. </w:t>
+        <w:br/>
+        <w:t xml:space="preserve">- Attention ! Matelas simple a été achété à 200000 Fcfa est relativement élevé par rapport aux autres prix d'achat observés dans cette zone. Prière de corriger ou de confirmer avec le QG. </w:t>
+        <w:br/>
+        <w:t>- Avertissement!!! Le prix d'achat (10000) de l'article  Bonbonne de gaz est inférieur aux prix de revente (13000)  avec l'âge du bien atteignant 7 ans. Prière de vérifier ou confirmer avec l'enquêté et mettre les bonnes valeurs après verification, s'il le faut.</w:t>
       </w:r>
     </w:p>
     <w:p>
@@ -7207,7 +7172,7 @@
         <w:rPr>
           <w:sz w:val="20"/>
         </w:rPr>
-        <w:t>- Attention ! Le prix unitaire d'achat (200 Fcfa) de Crevettes séchées en Sachets (Tres petit) est relativement élevé par rapport aux autres prix observés dans cette zone. Prière de corriger ou de confirmer avec le QG. Attention ! Le prix unitaire d'achat (700 Fcfa) de Sucre en poudre  en Kg (taille unique) est relativement élevé par rapport aux autres prix observés dans cette zone. Prière de corriger ou de confirmer avec le QG. Attention ! Le prix unitaire d'achat (75 Fcfa) de Aubergine sauvage  en Pièce (Moyen) est relativement faible par rapport aux autres prix observés dans cette zone. Prière de corriger ou de confirmer avec le QG. Attention ! Soupçons de quantité anormale! Le ménage de ABDOU KAÏ NDONGO avec une taille de 10 personnes a consommé 12 Tas en Petit de Feuilles de  Haricot qui est relativement élevé comme consommation par rapport à la condition de vie des autres ménages de même taille dans cette zone. Prière de corriger ou de confirmer avec le QG. Avertissement!!! Le ménage a consommé 14 Cuillère Petit de Chocolat pâte à tartiner, cette quantité semble anormale pour une consommation des 7 derniers jours.Prière de corriger ou de confirmer avec le QG. Avertissement!!! Le ménage a consommé 16 Pièce Moyen de Poisson frais type 9, cette quantité semble anormale pour une consommation des 7 derniers jours.Prière de corriger ou de confirmer avec le QG. Avertissement!!! Le ménage a consommé 42 Cube Moyen de Cube alimentaire (Maggi, Jumbo, ), cette quantité semble anormale pour une consommation des 7 derniers jours.Prière de corriger ou de confirmer avec le QG. Attention ! Soupçons de quantité anormale! Le ménage de ABDOU KAÏ NDONGO avec une taille de 10 personnes a consommé 42 Cube en Moyen de Cube alimentaire (Maggi, Jumbo, ) qui est relativement élevé comme consommation par rapport à la condition de vie des autres ménages de même taille dans cette zone. Prière de corriger ou de confirmer avec le QG. Incohérence!! Dans ce ménage, chaque individus consomme par jour 23.46771 Kg  de cereale; Prière de revoir les quantités prises de ces produits. Incohérence!! Dans ce ménage, chaque individus consomme par jour 23.46771 Kg  de cereale; Prière de revoir les quantités prises de ces produits.</w:t>
+        <w:t>- Attention ! Le prix unitaire d'achat (700 Fcfa) de Sucre en poudre  en Kg (taille unique) est relativement élevé par rapport aux autres prix observés dans cette zone. Prière de corriger ou de confirmer avec le QG. Attention ! Le prix unitaire d'achat (75 Fcfa) de Aubergine sauvage  en Pièce (Moyen) est relativement faible par rapport aux autres prix observés dans cette zone. Prière de corriger ou de confirmer avec le QG. Attention ! Le prix unitaire d'achat (83.33334 Fcfa) de Ail en Gousse (Moyen) est relativement faible par rapport aux autres prix observés dans cette zone. Prière de corriger ou de confirmer avec le QG. Avertissement!!! Le ménage a consommé 14 Cuillère Petit de Chocolat pâte à tartiner, cette quantité semble anormale pour une consommation des 7 derniers jours.Prière de corriger ou de confirmer avec le QG. Avertissement!!! Le ménage a consommé 16 Pièce Moyen de Poisson frais type 9, cette quantité semble anormale pour une consommation des 7 derniers jours.Prière de corriger ou de confirmer avec le QG. Avertissement!!! Le ménage a consommé 42 Cube Moyen de Cube alimentaire (Maggi, Jumbo, ), cette quantité semble anormale pour une consommation des 7 derniers jours.Prière de corriger ou de confirmer avec le QG. Attention ! Soupçons de quantité anormale! Le ménage de ABDOU KAÏ NDONGO avec une taille de 10 personnes a consommé 42 Cube en Moyen de Cube alimentaire (Maggi, Jumbo, ) qui est relativement élevé comme consommation par rapport à la condition de vie des autres ménages de même taille dans cette zone. Prière de corriger ou de confirmer avec le QG. Incohérence!! Dans ce ménage, chaque individus consomme par jour 60.46229 Kg  de cereale; Prière de revoir les quantités prises de ces produits. Incohérence!! Dans ce ménage, chaque individus consomme par jour 60.46229 Kg  de cereale; Prière de revoir les quantités prises de ces produits.</w:t>
       </w:r>
     </w:p>
     <w:p>
@@ -7821,7 +7786,7 @@
         <w:rPr>
           <w:sz w:val="20"/>
         </w:rPr>
-        <w:t>- Attention ! Le prix unitaire d'achat (75 Fcfa) de Aubergine   en Pièce (Petit) est relativement faible par rapport aux autres prix observés dans cette zone. Prière de corriger ou de confirmer avec le QG. Attention ! Soupçons de quantité anormale! Le ménage de IBRAHIMA NDONGO avec une taille de 9 personnes a consommé 10 Sachets en Petit de Poivre qui est relativement élevé comme consommation par rapport à la condition de vie des autres ménages de même taille dans cette zone. Prière de corriger ou de confirmer avec le QG. Attention ! Soupçons de quantité anormale! Le ménage de IBRAHIMA NDONGO avec une taille de 9 personnes a consommé 3 Sachets en Tres petit de Moutarde qui est relativement élevé comme consommation par rapport à la condition de vie des autres ménages de même taille dans cette zone. Prière de corriger ou de confirmer avec le QG. Avertissement!!! Le ménage a consommé 7 Paquet Tres petit de Thé en sachet, cette quantité semble anormale pour une consommation des 7 derniers jours.Prière de corriger ou de confirmer avec le QG. Avertissement!! le prix unitaire (125 Fcfa) de Thé en sachet (unité: Paquet) de taille Tres petit est très faible ou élevé. Prière de corriger ou de confirmer avec le QG. Incohérence!! Dans ce ménage, chaque individus consomme par jour 23.76698 Kg  de cereale; Prière de revoir les quantités prises de ces produits. Attention ! Le prix unitaire d'achat (600 Fcfa) de Riz importé parfumé en Kg (taille unique) est relativement élevé par rapport aux autres prix observés dans cette zone. Prière de corriger ou de confirmer avec le QG. Le prix d'achat unitaire (6000 Fcfa) de Café moulu en Kg de taille taille unique prière de regarder les reponses prises dans les questions s07bq07a s07bq07b s07bq07c s07bq08 pour mieux corriger.</w:t>
+        <w:t>- Attention ! Soupçons de quantité anormale! Le ménage de IBRAHIMA NDONGO avec une taille de 9 personnes a consommé 3 Sachets en Tres petit de Moutarde qui est relativement élevé comme consommation par rapport à la condition de vie des autres ménages de même taille dans cette zone. Prière de corriger ou de confirmer avec le QG. Avertissement!!! Le ménage a consommé 7 Paquet Tres petit de Thé en sachet, cette quantité semble anormale pour une consommation des 7 derniers jours.Prière de corriger ou de confirmer avec le QG. Avertissement!! le prix unitaire (125 Fcfa) de Thé en sachet (unité: Paquet) de taille Tres petit est très faible ou élevé. Prière de corriger ou de confirmer avec le QG. Incohérence!! Dans ce ménage, chaque individus consomme par jour 42.3473 Kg  de cereale; Prière de revoir les quantités prises de ces produits. Attention ! Le prix unitaire d'achat (600 Fcfa) de Riz importé parfumé en Kg (taille unique) est relativement élevé par rapport aux autres prix observés dans cette zone. Prière de corriger ou de confirmer avec le QG. Le prix d'achat unitaire (6000 Fcfa) de Café moulu en Kg de taille taille unique prière de regarder les reponses prises dans les questions s07bq07a s07bq07b s07bq07c s07bq08 pour mieux corriger.</w:t>
       </w:r>
     </w:p>
     <w:p>
